--- a/outputs/hill/Manjit_cv.docx
+++ b/outputs/hill/Manjit_cv.docx
@@ -292,7 +292,6 @@
           <w:p>
             <w:pPr>
               <w:pStyle w:val="SideBarText"/>
-              <w:spacing w:line="240" w:lineRule="auto"/>
               <w:jc w:val="both"/>
               <w:rPr>
                 <w:color w:val="000000" w:themeColor="text1"/>
@@ -302,47 +301,7 @@
               <w:rPr>
                 <w:color w:val="000000" w:themeColor="text1"/>
               </w:rPr>
-              <w:t xml:space="preserve"/>
-            </w:r>
-          </w:p>
-          <w:p>
-            <w:pPr>
-              <w:pStyle w:val="SideBarText"/>
-              <w:spacing w:line="240" w:lineRule="auto"/>
-              <w:jc w:val="both"/>
-              <w:rPr>
-                <w:b/>
-                <w:bCs/>
-                <w:color w:val="000000" w:themeColor="text1"/>
-              </w:rPr>
-            </w:pPr>
-            <w:r>
-              <w:rPr>
-                <w:b/>
-                <w:bCs/>
-                <w:color w:val="000000" w:themeColor="text1"/>
-              </w:rPr>
-              <w:t xml:space="preserve">B.E. in Civil</w:t>
-            </w:r>
-          </w:p>
-          <w:p>
-            <w:pPr>
-              <w:pStyle w:val="SideBarText"/>
-              <w:spacing w:line="240" w:lineRule="auto"/>
-              <w:jc w:val="both"/>
-              <w:rPr>
-                <w:b/>
-                <w:bCs/>
-                <w:color w:val="000000" w:themeColor="text1"/>
-              </w:rPr>
-            </w:pPr>
-            <w:r>
-              <w:rPr>
-                <w:b/>
-                <w:bCs/>
-                <w:color w:val="000000" w:themeColor="text1"/>
-              </w:rPr>
-              <w:t xml:space="preserve">Pune University</w:t>
+              <w:t xml:space="preserve">B.E. in Civil, Pune University, 07/2014</w:t>
             </w:r>
           </w:p>
           <w:p>
@@ -358,25 +317,7 @@
               <w:rPr>
                 <w:color w:val="000000" w:themeColor="text1"/>
               </w:rPr>
-              <w:t xml:space="preserve">07/2014</w:t>
-            </w:r>
-          </w:p>
-          <w:p>
-            <w:pPr>
-              <w:pStyle w:val="SideBarText"/>
-              <w:spacing w:line="240" w:lineRule="auto"/>
-              <w:jc w:val="both"/>
-              <w:rPr>
-                <w:b/>
-                <w:bCs/>
-                <w:color w:val="000000" w:themeColor="text1"/>
-              </w:rPr>
-            </w:pPr>
-            <w:r>
-              <w:rPr>
-                <w:color w:val="000000" w:themeColor="text1"/>
-              </w:rPr>
-              <w:t xml:space="preserve">Pune</w:t>
+              <w:t xml:space="preserve">Diploma in Civil, Mumbai University, 06/2008</w:t>
             </w:r>
           </w:p>
           <w:p>
@@ -392,171 +333,7 @@
               <w:rPr>
                 <w:color w:val="000000" w:themeColor="text1"/>
               </w:rPr>
-              <w:t xml:space="preserve"/>
-            </w:r>
-          </w:p>
-          <w:p>
-            <w:pPr>
-              <w:pStyle w:val="SideBarText"/>
-              <w:spacing w:line="240" w:lineRule="auto"/>
-              <w:jc w:val="both"/>
-              <w:rPr>
-                <w:b/>
-                <w:bCs/>
-                <w:color w:val="000000" w:themeColor="text1"/>
-              </w:rPr>
-            </w:pPr>
-            <w:r>
-              <w:rPr>
-                <w:b/>
-                <w:bCs/>
-                <w:color w:val="000000" w:themeColor="text1"/>
-              </w:rPr>
-              <w:t xml:space="preserve">Diploma in Civil</w:t>
-            </w:r>
-          </w:p>
-          <w:p>
-            <w:pPr>
-              <w:pStyle w:val="SideBarText"/>
-              <w:spacing w:line="240" w:lineRule="auto"/>
-              <w:jc w:val="both"/>
-              <w:rPr>
-                <w:b/>
-                <w:bCs/>
-                <w:color w:val="000000" w:themeColor="text1"/>
-              </w:rPr>
-            </w:pPr>
-            <w:r>
-              <w:rPr>
-                <w:b/>
-                <w:bCs/>
-                <w:color w:val="000000" w:themeColor="text1"/>
-              </w:rPr>
-              <w:t xml:space="preserve">Mumbai University</w:t>
-            </w:r>
-          </w:p>
-          <w:p>
-            <w:pPr>
-              <w:pStyle w:val="SideBarText"/>
-              <w:spacing w:line="240" w:lineRule="auto"/>
-              <w:jc w:val="both"/>
-              <w:rPr>
-                <w:color w:val="000000" w:themeColor="text1"/>
-              </w:rPr>
-            </w:pPr>
-            <w:r>
-              <w:rPr>
-                <w:color w:val="000000" w:themeColor="text1"/>
-              </w:rPr>
-              <w:t xml:space="preserve">06/2008</w:t>
-            </w:r>
-          </w:p>
-          <w:p>
-            <w:pPr>
-              <w:pStyle w:val="SideBarText"/>
-              <w:spacing w:line="240" w:lineRule="auto"/>
-              <w:jc w:val="both"/>
-              <w:rPr>
-                <w:b/>
-                <w:bCs/>
-                <w:color w:val="000000" w:themeColor="text1"/>
-              </w:rPr>
-            </w:pPr>
-            <w:r>
-              <w:rPr>
-                <w:color w:val="000000" w:themeColor="text1"/>
-              </w:rPr>
-              <w:t xml:space="preserve">Mumbai</w:t>
-            </w:r>
-          </w:p>
-          <w:p>
-            <w:pPr>
-              <w:pStyle w:val="SideBarText"/>
-              <w:spacing w:line="240" w:lineRule="auto"/>
-              <w:jc w:val="both"/>
-              <w:rPr>
-                <w:color w:val="000000" w:themeColor="text1"/>
-              </w:rPr>
-            </w:pPr>
-            <w:r>
-              <w:rPr>
-                <w:color w:val="000000" w:themeColor="text1"/>
-              </w:rPr>
-              <w:t xml:space="preserve"/>
-            </w:r>
-          </w:p>
-          <w:p>
-            <w:pPr>
-              <w:pStyle w:val="SideBarText"/>
-              <w:spacing w:line="240" w:lineRule="auto"/>
-              <w:jc w:val="both"/>
-              <w:rPr>
-                <w:b/>
-                <w:bCs/>
-                <w:color w:val="000000" w:themeColor="text1"/>
-              </w:rPr>
-            </w:pPr>
-            <w:r>
-              <w:rPr>
-                <w:b/>
-                <w:bCs/>
-                <w:color w:val="000000" w:themeColor="text1"/>
-              </w:rPr>
-              <w:t xml:space="preserve">S.S.C</w:t>
-            </w:r>
-          </w:p>
-          <w:p>
-            <w:pPr>
-              <w:pStyle w:val="SideBarText"/>
-              <w:spacing w:line="240" w:lineRule="auto"/>
-              <w:jc w:val="both"/>
-              <w:rPr>
-                <w:b/>
-                <w:bCs/>
-                <w:color w:val="000000" w:themeColor="text1"/>
-              </w:rPr>
-            </w:pPr>
-            <w:r>
-              <w:rPr>
-                <w:b/>
-                <w:bCs/>
-                <w:color w:val="000000" w:themeColor="text1"/>
-              </w:rPr>
-              <w:t xml:space="preserve">Mumbai Board</w:t>
-            </w:r>
-          </w:p>
-          <w:p>
-            <w:pPr>
-              <w:pStyle w:val="SideBarText"/>
-              <w:spacing w:line="240" w:lineRule="auto"/>
-              <w:jc w:val="both"/>
-              <w:rPr>
-                <w:color w:val="000000" w:themeColor="text1"/>
-              </w:rPr>
-            </w:pPr>
-            <w:r>
-              <w:rPr>
-                <w:color w:val="000000" w:themeColor="text1"/>
-              </w:rPr>
-              <w:t xml:space="preserve">06/2005</w:t>
-            </w:r>
-          </w:p>
-          <w:p>
-            <w:pPr>
-              <w:pStyle w:val="SideBarText"/>
-              <w:spacing w:line="240" w:lineRule="auto"/>
-              <w:jc w:val="both"/>
-              <w:rPr>
-                <w:b/>
-                <w:bCs/>
-                <w:color w:val="000000" w:themeColor="text1"/>
-              </w:rPr>
-            </w:pPr>
-            <w:r>
-              <w:rPr>
-                <w:color w:val="000000" w:themeColor="text1"/>
-              </w:rPr>
-              <w:t xml:space="preserve">Thane</w:t>
+              <w:t xml:space="preserve">S.S.C, Mumbai Board, 06/2005</w:t>
             </w:r>
           </w:p>
           <w:p>
@@ -746,7 +523,7 @@
               <w:rPr>
                 <w:color w:val="000000" w:themeColor="text1"/>
               </w:rPr>
-              <w:t xml:space="preserve">Dombivali, Maharashtra, Navi Mumbai, Maharashtra, Mumbai, Maharashtra, Palava, Maharashtra, Thane, Maharashtra, Pune, Maharashtra</w:t>
+              <w:t xml:space="preserve">India, Maharashtra, Mumbai, Navi Mumbai, Dombivali, Palava, New Mumbai</w:t>
             </w:r>
           </w:p>
         </w:tc>
@@ -823,6 +600,21 @@
           <w:p>
             <w:pPr>
               <w:pStyle w:val="SideBarText"/>
+              <w:jc w:val="both"/>
+              <w:rPr>
+                <w:color w:val="000000" w:themeColor="text1"/>
+              </w:rPr>
+            </w:pPr>
+            <w:r>
+              <w:rPr>
+                <w:color w:val="000000" w:themeColor="text1"/>
+              </w:rPr>
+              <w:t xml:space="preserve">ISO 9001:2000 Quality Management System</w:t>
+            </w:r>
+          </w:p>
+          <w:p>
+            <w:pPr>
+              <w:pStyle w:val="SideBarText"/>
               <w:spacing w:line="240" w:lineRule="auto"/>
               <w:jc w:val="both"/>
               <w:rPr>
@@ -833,7 +625,7 @@
               <w:rPr>
                 <w:color w:val="000000" w:themeColor="text1"/>
               </w:rPr>
-              <w:t xml:space="preserve">MS Project, S-Curve, Histogram, Workflow diagram, AutoCAD, STADD PRO engineering software, Project management expertise, Budgeting and forecasting, Project milestone monitoring, Project development and lifecycle, ISO 9001:2000 Quality Management System</w:t>
+              <w:t xml:space="preserve"/>
             </w:r>
           </w:p>
         </w:tc>
@@ -897,7 +689,7 @@
           <w:sz w:val="22"/>
           <w:szCs w:val="22"/>
         </w:rPr>
-        <w:t xml:space="preserve">Motivated Civil Engineering Technician with relationship building, organization and time management skills. A diligent employee tasked with assisting engineer with planning, design and execution of various projects. Ready for new position that involves working well under pressure and managing multiple tasks. Total experience of around 10 years in the field of civil engineering, with expertise in project management, planning, and execution. Proficient in MS Project, AutoCAD, and STADD PRO engineering software. Proven track record of managing multiple tasks, working well under pressure, and delivering projects on time.</w:t>
+        <w:t xml:space="preserve">Motivated Civil Engineering Technician with relationship building, organization and time management skills. A diligent employee tasked with assisting engineer with planning, design and execution of various projects. Ready for new position that involves working well under pressure and managing multiple tasks. Total experience of around 10 years in the field of civil engineering, with experience in project planning, execution, and management. Proficient in MS Project, S-Curve, Histogram, and other project management tools.</w:t>
       </w:r>
     </w:p>
     <w:p>
@@ -977,7 +769,7 @@
           <w:sz w:val="22"/>
           <w:szCs w:val="22"/>
         </w:rPr>
-        <w:t xml:space="preserve">06/2024 – Till Date | SGS India Pvt Ltd</w:t>
+        <w:t xml:space="preserve">06/2024 – Till Date | Lodha Villa Royale</w:t>
       </w:r>
     </w:p>
     <w:p>
@@ -1046,7 +838,7 @@
           <w:sz w:val="22"/>
           <w:szCs w:val="22"/>
         </w:rPr>
-        <w:t xml:space="preserve">Project description/summary: Current project – Lodha Villa Royale, Dombivali, Palava Phase II. Working as a planning engineer for the Villa project at Palava as a PMC and Planning Engineer. Client is Lodha. </w:t>
+        <w:t xml:space="preserve">Project description/summary: Working as a planning engineer for the Villa project at Palava as a PMC and Planning Engineer. Preparation of project schedule and managed the project progress. Preparation of Weekly progress report and bullet points. Handling and resolving risk while understanding the technical scope/ scheduling and planning activities further. </w:t>
       </w:r>
     </w:p>
     <w:p>
@@ -1624,7 +1416,7 @@
           <w:sz w:val="22"/>
           <w:szCs w:val="22"/>
         </w:rPr>
-        <w:t xml:space="preserve">10/2019 – 06/2024 | HSA &amp; TATA (JV)</w:t>
+        <w:t xml:space="preserve">10/2019 – 06/2024 | CIDCO Housing project</w:t>
       </w:r>
     </w:p>
     <w:p>
@@ -1693,7 +1485,7 @@
           <w:sz w:val="22"/>
           <w:szCs w:val="22"/>
         </w:rPr>
-        <w:t xml:space="preserve">Project description/summary: Current Project- CIDCO Housing project, New Mumbai (Maharashtra). Type of Billing and Quantity surveyor. Construction of approximately 22,973 Nos. of EWS / LIG type dwelling units (Package-IV) with development of commercial area &amp; onsite infrastructure works at various locations, viz. Bamandongri Station, Kharkopar Station (West), Kharkopar Station (East) &amp; Taloja Sector-39, Navi Mumbai (C.A. No. 03/CIDCO/CE(SP)/2019-20). Agency – L&amp;T constructions division. </w:t>
+        <w:t xml:space="preserve">Project description/summary: Working as Billing and Quantity surveyor in Hiten Sethi Associated &amp; TATA Consulting Engineers Ltd (JV). Certification of Quantities and R.A/ Final bills. Settlement of extra items (Non-BOQ items). Escalation and advance payment. Preparation of cash flow planned and achieved as per monthly work done. </w:t>
       </w:r>
     </w:p>
     <w:p>
@@ -1875,7 +1667,7 @@
           <w:sz w:val="22"/>
           <w:szCs w:val="22"/>
         </w:rPr>
-        <w:t xml:space="preserve">Settlement of extra items (Non-BOQ items).Escalation and advance payment.</w:t>
+        <w:t xml:space="preserve">Settlement of extra items (Non-BOQ items).</w:t>
       </w:r>
     </w:p>
     <w:p>
@@ -1922,7 +1714,7 @@
           <w:sz w:val="22"/>
           <w:szCs w:val="22"/>
         </w:rPr>
-        <w:t xml:space="preserve">Preparation of cash flow planned and achieved as per monthly work done.</w:t>
+        <w:t xml:space="preserve">Escalation and advance payment.</w:t>
       </w:r>
     </w:p>
     <w:p>
@@ -1969,231 +1761,7 @@
           <w:sz w:val="22"/>
           <w:szCs w:val="22"/>
         </w:rPr>
-        <w:t xml:space="preserve">Preparation of timely highlights of deviation if any.</w:t>
-      </w:r>
-    </w:p>
-    <w:p>
-      <w:pPr>
-        <w:suppressAutoHyphens/>
-        <w:jc w:val="both"/>
-        <w:rPr>
-          <w:rFonts w:ascii="Calibri" w:hAnsi="Calibri"/>
-          <w:color w:val="000000" w:themeColor="text1"/>
-          <w:sz w:val="22"/>
-          <w:szCs w:val="22"/>
-        </w:rPr>
-      </w:pPr>
-      <w:r>
-        <w:rPr>
-          <w:rFonts w:ascii="Calibri" w:hAnsi="Calibri"/>
-          <w:color w:val="000000" w:themeColor="text1"/>
-          <w:sz w:val="22"/>
-          <w:szCs w:val="22"/>
-        </w:rPr>
-        <w:t xml:space="preserve"/>
-      </w:r>
-    </w:p>
-    <w:p>
-      <w:pPr>
-        <w:suppressAutoHyphens/>
-        <w:jc w:val="both"/>
-        <w:rPr>
-          <w:rFonts w:ascii="Calibri" w:hAnsi="Calibri"/>
-          <w:color w:val="000000" w:themeColor="text1"/>
-          <w:sz w:val="22"/>
-          <w:szCs w:val="22"/>
-        </w:rPr>
-      </w:pPr>
-      <w:r>
-        <w:rPr>
-          <w:rFonts w:ascii="Calibri" w:hAnsi="Calibri"/>
-          <w:color w:val="000000" w:themeColor="text1"/>
-          <w:sz w:val="22"/>
-          <w:szCs w:val="22"/>
-        </w:rPr>
-        <w:t xml:space="preserve"/>
-      </w:r>
-    </w:p>
-    <w:p>
-      <w:pPr>
-        <w:suppressAutoHyphens/>
-        <w:jc w:val="both"/>
-        <w:rPr>
-          <w:rFonts w:ascii="Calibri" w:hAnsi="Calibri"/>
-          <w:b/>
-          <w:bCs/>
-          <w:color w:val="000000" w:themeColor="text1"/>
-          <w:sz w:val="22"/>
-          <w:szCs w:val="22"/>
-        </w:rPr>
-      </w:pPr>
-      <w:r>
-        <w:rPr>
-          <w:rFonts w:ascii="Calibri" w:hAnsi="Calibri"/>
-          <w:b/>
-          <w:bCs/>
-          <w:color w:val="000000" w:themeColor="text1"/>
-          <w:sz w:val="22"/>
-          <w:szCs w:val="22"/>
-        </w:rPr>
-        <w:t xml:space="preserve">02/2016- 09/2019 | Sanjose India Pvt Ltd</w:t>
-      </w:r>
-    </w:p>
-    <w:p>
-      <w:pPr>
-        <w:suppressAutoHyphens/>
-        <w:jc w:val="both"/>
-        <w:rPr>
-          <w:rFonts w:ascii="Calibri" w:hAnsi="Calibri"/>
-          <w:b/>
-          <w:bCs/>
-          <w:color w:val="000000" w:themeColor="text1"/>
-          <w:sz w:val="22"/>
-          <w:szCs w:val="22"/>
-        </w:rPr>
-      </w:pPr>
-      <w:r>
-        <w:rPr>
-          <w:rFonts w:ascii="Calibri" w:hAnsi="Calibri"/>
-          <w:b/>
-          <w:bCs/>
-          <w:color w:val="000000" w:themeColor="text1"/>
-          <w:sz w:val="22"/>
-          <w:szCs w:val="22"/>
-        </w:rPr>
-        <w:t xml:space="preserve">Navi Mumbai, Maharashtra</w:t>
-      </w:r>
-      <w:r>
-        <w:rPr>
-          <w:rFonts w:ascii="Calibri" w:hAnsi="Calibri"/>
-          <w:b/>
-          <w:bCs/>
-          <w:color w:val="000000" w:themeColor="text1"/>
-          <w:sz w:val="22"/>
-          <w:szCs w:val="22"/>
-        </w:rPr>
-        <w:t xml:space="preserve"> | Planning Engineer</w:t>
-      </w:r>
-    </w:p>
-    <w:p>
-      <w:pPr>
-        <w:suppressAutoHyphens/>
-        <w:jc w:val="both"/>
-        <w:rPr>
-          <w:rFonts w:ascii="Calibri" w:hAnsi="Calibri"/>
-          <w:color w:val="000000" w:themeColor="text1"/>
-          <w:sz w:val="22"/>
-          <w:szCs w:val="22"/>
-        </w:rPr>
-      </w:pPr>
-    </w:p>
-    <w:p>
-      <w:pPr>
-        <w:suppressAutoHyphens/>
-        <w:jc w:val="both"/>
-        <w:rPr>
-          <w:rFonts w:ascii="Calibri" w:hAnsi="Calibri"/>
-          <w:color w:val="000000" w:themeColor="text1"/>
-          <w:sz w:val="22"/>
-          <w:szCs w:val="22"/>
-        </w:rPr>
-      </w:pPr>
-      <w:r>
-        <w:rPr>
-          <w:rFonts w:ascii="Calibri" w:hAnsi="Calibri"/>
-          <w:color w:val="000000" w:themeColor="text1"/>
-          <w:sz w:val="22"/>
-          <w:szCs w:val="22"/>
-        </w:rPr>
-        <w:t xml:space="preserve">Project description/summary: Worked as a Planning Engineer at Sanjose India for Navi Mumbai Metro Line project (NMML-1). </w:t>
-      </w:r>
-    </w:p>
-    <w:p>
-      <w:pPr>
-        <w:suppressAutoHyphens/>
-        <w:jc w:val="both"/>
-        <w:rPr>
-          <w:rFonts w:ascii="Calibri" w:hAnsi="Calibri"/>
-          <w:color w:val="000000" w:themeColor="text1"/>
-          <w:sz w:val="22"/>
-          <w:szCs w:val="22"/>
-        </w:rPr>
-      </w:pPr>
-      <w:r>
-        <w:rPr>
-          <w:rFonts w:ascii="Calibri" w:hAnsi="Calibri"/>
-          <w:color w:val="000000" w:themeColor="text1"/>
-          <w:sz w:val="22"/>
-          <w:szCs w:val="22"/>
-        </w:rPr>
-        <w:t xml:space="preserve">Company’s role in the Project: Consultant</w:t>
-      </w:r>
-    </w:p>
-    <w:p>
-      <w:pPr>
-        <w:suppressAutoHyphens/>
-        <w:jc w:val="both"/>
-        <w:rPr>
-          <w:rFonts w:ascii="Calibri" w:hAnsi="Calibri"/>
-          <w:color w:val="000000" w:themeColor="text1"/>
-          <w:sz w:val="22"/>
-          <w:szCs w:val="22"/>
-        </w:rPr>
-      </w:pPr>
-      <w:r>
-        <w:rPr>
-          <w:rFonts w:ascii="Calibri" w:hAnsi="Calibri"/>
-          <w:color w:val="000000" w:themeColor="text1"/>
-          <w:sz w:val="22"/>
-          <w:szCs w:val="22"/>
-        </w:rPr>
-        <w:t xml:space="preserve">Value: </w:t>
-      </w:r>
-      <w:r>
-        <w:rPr>
-          <w:rFonts w:ascii="Calibri" w:hAnsi="Calibri"/>
-          <w:color w:val="000000" w:themeColor="text1"/>
-          <w:sz w:val="22"/>
-          <w:szCs w:val="22"/>
-        </w:rPr>
-        <w:t xml:space="preserve"/>
-      </w:r>
-    </w:p>
-    <w:p>
-      <w:pPr>
-        <w:suppressAutoHyphens/>
-        <w:jc w:val="both"/>
-        <w:rPr>
-          <w:rFonts w:ascii="Calibri" w:hAnsi="Calibri"/>
-          <w:color w:val="000000" w:themeColor="text1"/>
-          <w:sz w:val="22"/>
-          <w:szCs w:val="22"/>
-        </w:rPr>
-      </w:pPr>
-    </w:p>
-    <w:p>
-      <w:pPr>
-        <w:suppressAutoHyphens/>
-        <w:jc w:val="both"/>
-        <w:rPr>
-          <w:rFonts w:ascii="Calibri" w:hAnsi="Calibri"/>
-          <w:b/>
-          <w:bCs/>
-          <w:color w:val="000000" w:themeColor="text1"/>
-          <w:sz w:val="22"/>
-          <w:szCs w:val="22"/>
-        </w:rPr>
-      </w:pPr>
-      <w:r>
-        <w:rPr>
-          <w:rFonts w:ascii="Calibri" w:hAnsi="Calibri"/>
-          <w:b/>
-          <w:bCs/>
-          <w:color w:val="000000" w:themeColor="text1"/>
-          <w:sz w:val="22"/>
-          <w:szCs w:val="22"/>
-        </w:rPr>
-        <w:t>Responsibilities/Tasks:</w:t>
+        <w:t xml:space="preserve">Preparation of cash flow planned and achieved as per monthly work done.</w:t>
       </w:r>
     </w:p>
     <w:p>
@@ -2240,7 +1808,231 @@
           <w:sz w:val="22"/>
           <w:szCs w:val="22"/>
         </w:rPr>
-        <w:t xml:space="preserve">Preparation of project schedule and managed the project progress.</w:t>
+        <w:t xml:space="preserve">Preparation of timely highlights of deviation if any.</w:t>
+      </w:r>
+    </w:p>
+    <w:p>
+      <w:pPr>
+        <w:suppressAutoHyphens/>
+        <w:jc w:val="both"/>
+        <w:rPr>
+          <w:rFonts w:ascii="Calibri" w:hAnsi="Calibri"/>
+          <w:color w:val="000000" w:themeColor="text1"/>
+          <w:sz w:val="22"/>
+          <w:szCs w:val="22"/>
+        </w:rPr>
+      </w:pPr>
+      <w:r>
+        <w:rPr>
+          <w:rFonts w:ascii="Calibri" w:hAnsi="Calibri"/>
+          <w:color w:val="000000" w:themeColor="text1"/>
+          <w:sz w:val="22"/>
+          <w:szCs w:val="22"/>
+        </w:rPr>
+        <w:t xml:space="preserve"/>
+      </w:r>
+    </w:p>
+    <w:p>
+      <w:pPr>
+        <w:suppressAutoHyphens/>
+        <w:jc w:val="both"/>
+        <w:rPr>
+          <w:rFonts w:ascii="Calibri" w:hAnsi="Calibri"/>
+          <w:color w:val="000000" w:themeColor="text1"/>
+          <w:sz w:val="22"/>
+          <w:szCs w:val="22"/>
+        </w:rPr>
+      </w:pPr>
+      <w:r>
+        <w:rPr>
+          <w:rFonts w:ascii="Calibri" w:hAnsi="Calibri"/>
+          <w:color w:val="000000" w:themeColor="text1"/>
+          <w:sz w:val="22"/>
+          <w:szCs w:val="22"/>
+        </w:rPr>
+        <w:t xml:space="preserve"/>
+      </w:r>
+    </w:p>
+    <w:p>
+      <w:pPr>
+        <w:suppressAutoHyphens/>
+        <w:jc w:val="both"/>
+        <w:rPr>
+          <w:rFonts w:ascii="Calibri" w:hAnsi="Calibri"/>
+          <w:b/>
+          <w:bCs/>
+          <w:color w:val="000000" w:themeColor="text1"/>
+          <w:sz w:val="22"/>
+          <w:szCs w:val="22"/>
+        </w:rPr>
+      </w:pPr>
+      <w:r>
+        <w:rPr>
+          <w:rFonts w:ascii="Calibri" w:hAnsi="Calibri"/>
+          <w:b/>
+          <w:bCs/>
+          <w:color w:val="000000" w:themeColor="text1"/>
+          <w:sz w:val="22"/>
+          <w:szCs w:val="22"/>
+        </w:rPr>
+        <w:t xml:space="preserve">02/2016- 09/2019 | Navi Mumbai Metro Line project (NMML-1)</w:t>
+      </w:r>
+    </w:p>
+    <w:p>
+      <w:pPr>
+        <w:suppressAutoHyphens/>
+        <w:jc w:val="both"/>
+        <w:rPr>
+          <w:rFonts w:ascii="Calibri" w:hAnsi="Calibri"/>
+          <w:b/>
+          <w:bCs/>
+          <w:color w:val="000000" w:themeColor="text1"/>
+          <w:sz w:val="22"/>
+          <w:szCs w:val="22"/>
+        </w:rPr>
+      </w:pPr>
+      <w:r>
+        <w:rPr>
+          <w:rFonts w:ascii="Calibri" w:hAnsi="Calibri"/>
+          <w:b/>
+          <w:bCs/>
+          <w:color w:val="000000" w:themeColor="text1"/>
+          <w:sz w:val="22"/>
+          <w:szCs w:val="22"/>
+        </w:rPr>
+        <w:t xml:space="preserve">Navi Mumbai, Maharashtra</w:t>
+      </w:r>
+      <w:r>
+        <w:rPr>
+          <w:rFonts w:ascii="Calibri" w:hAnsi="Calibri"/>
+          <w:b/>
+          <w:bCs/>
+          <w:color w:val="000000" w:themeColor="text1"/>
+          <w:sz w:val="22"/>
+          <w:szCs w:val="22"/>
+        </w:rPr>
+        <w:t xml:space="preserve"> | Planning Engineer</w:t>
+      </w:r>
+    </w:p>
+    <w:p>
+      <w:pPr>
+        <w:suppressAutoHyphens/>
+        <w:jc w:val="both"/>
+        <w:rPr>
+          <w:rFonts w:ascii="Calibri" w:hAnsi="Calibri"/>
+          <w:color w:val="000000" w:themeColor="text1"/>
+          <w:sz w:val="22"/>
+          <w:szCs w:val="22"/>
+        </w:rPr>
+      </w:pPr>
+    </w:p>
+    <w:p>
+      <w:pPr>
+        <w:suppressAutoHyphens/>
+        <w:jc w:val="both"/>
+        <w:rPr>
+          <w:rFonts w:ascii="Calibri" w:hAnsi="Calibri"/>
+          <w:color w:val="000000" w:themeColor="text1"/>
+          <w:sz w:val="22"/>
+          <w:szCs w:val="22"/>
+        </w:rPr>
+      </w:pPr>
+      <w:r>
+        <w:rPr>
+          <w:rFonts w:ascii="Calibri" w:hAnsi="Calibri"/>
+          <w:color w:val="000000" w:themeColor="text1"/>
+          <w:sz w:val="22"/>
+          <w:szCs w:val="22"/>
+        </w:rPr>
+        <w:t xml:space="preserve">Project description/summary: Working as a Planning Engineer at Sanjose India for Navi Mumbai Metro Line project (NMML-1). Preparation of project schedule and managed the project progress. Analyze the project and detail construction work schedule. Identify risk and critical tasks in project schedule. </w:t>
+      </w:r>
+    </w:p>
+    <w:p>
+      <w:pPr>
+        <w:suppressAutoHyphens/>
+        <w:jc w:val="both"/>
+        <w:rPr>
+          <w:rFonts w:ascii="Calibri" w:hAnsi="Calibri"/>
+          <w:color w:val="000000" w:themeColor="text1"/>
+          <w:sz w:val="22"/>
+          <w:szCs w:val="22"/>
+        </w:rPr>
+      </w:pPr>
+      <w:r>
+        <w:rPr>
+          <w:rFonts w:ascii="Calibri" w:hAnsi="Calibri"/>
+          <w:color w:val="000000" w:themeColor="text1"/>
+          <w:sz w:val="22"/>
+          <w:szCs w:val="22"/>
+        </w:rPr>
+        <w:t xml:space="preserve">Company’s role in the Project: Consultant</w:t>
+      </w:r>
+    </w:p>
+    <w:p>
+      <w:pPr>
+        <w:suppressAutoHyphens/>
+        <w:jc w:val="both"/>
+        <w:rPr>
+          <w:rFonts w:ascii="Calibri" w:hAnsi="Calibri"/>
+          <w:color w:val="000000" w:themeColor="text1"/>
+          <w:sz w:val="22"/>
+          <w:szCs w:val="22"/>
+        </w:rPr>
+      </w:pPr>
+      <w:r>
+        <w:rPr>
+          <w:rFonts w:ascii="Calibri" w:hAnsi="Calibri"/>
+          <w:color w:val="000000" w:themeColor="text1"/>
+          <w:sz w:val="22"/>
+          <w:szCs w:val="22"/>
+        </w:rPr>
+        <w:t xml:space="preserve">Value: </w:t>
+      </w:r>
+      <w:r>
+        <w:rPr>
+          <w:rFonts w:ascii="Calibri" w:hAnsi="Calibri"/>
+          <w:color w:val="000000" w:themeColor="text1"/>
+          <w:sz w:val="22"/>
+          <w:szCs w:val="22"/>
+        </w:rPr>
+        <w:t xml:space="preserve"/>
+      </w:r>
+    </w:p>
+    <w:p>
+      <w:pPr>
+        <w:suppressAutoHyphens/>
+        <w:jc w:val="both"/>
+        <w:rPr>
+          <w:rFonts w:ascii="Calibri" w:hAnsi="Calibri"/>
+          <w:color w:val="000000" w:themeColor="text1"/>
+          <w:sz w:val="22"/>
+          <w:szCs w:val="22"/>
+        </w:rPr>
+      </w:pPr>
+    </w:p>
+    <w:p>
+      <w:pPr>
+        <w:suppressAutoHyphens/>
+        <w:jc w:val="both"/>
+        <w:rPr>
+          <w:rFonts w:ascii="Calibri" w:hAnsi="Calibri"/>
+          <w:b/>
+          <w:bCs/>
+          <w:color w:val="000000" w:themeColor="text1"/>
+          <w:sz w:val="22"/>
+          <w:szCs w:val="22"/>
+        </w:rPr>
+      </w:pPr>
+      <w:r>
+        <w:rPr>
+          <w:rFonts w:ascii="Calibri" w:hAnsi="Calibri"/>
+          <w:b/>
+          <w:bCs/>
+          <w:color w:val="000000" w:themeColor="text1"/>
+          <w:sz w:val="22"/>
+          <w:szCs w:val="22"/>
+        </w:rPr>
+        <w:t>Responsibilities/Tasks:</w:t>
       </w:r>
     </w:p>
     <w:p>
@@ -2287,7 +2079,7 @@
           <w:sz w:val="22"/>
           <w:szCs w:val="22"/>
         </w:rPr>
-        <w:t xml:space="preserve">Analyze the project and detail construction work schedule.</w:t>
+        <w:t xml:space="preserve">Preparation of project schedule and managed the project progress.</w:t>
       </w:r>
     </w:p>
     <w:p>
@@ -2334,7 +2126,7 @@
           <w:sz w:val="22"/>
           <w:szCs w:val="22"/>
         </w:rPr>
-        <w:t xml:space="preserve">Identify risk and critical tasks in project schedule.</w:t>
+        <w:t xml:space="preserve">Analyze the project and detail construction work schedule.</w:t>
       </w:r>
     </w:p>
     <w:p>
@@ -2381,7 +2173,7 @@
           <w:sz w:val="22"/>
           <w:szCs w:val="22"/>
         </w:rPr>
-        <w:t xml:space="preserve">Control and coordinate the sub-contractors schedule and progress.</w:t>
+        <w:t xml:space="preserve">Identify risk and critical tasks in project schedule.</w:t>
       </w:r>
     </w:p>
     <w:p>
@@ -2428,7 +2220,7 @@
           <w:sz w:val="22"/>
           <w:szCs w:val="22"/>
         </w:rPr>
-        <w:t xml:space="preserve">Handling and resolving risk while understanding the technical scope/ scheduling and planning activities further.</w:t>
+        <w:t xml:space="preserve">Control and coordinate the sub-contractors schedule and progress.</w:t>
       </w:r>
     </w:p>
     <w:p>
@@ -2475,7 +2267,7 @@
           <w:sz w:val="22"/>
           <w:szCs w:val="22"/>
         </w:rPr>
-        <w:t xml:space="preserve">Preparing master plan with resources and tracking the project as per master plan program.</w:t>
+        <w:t xml:space="preserve">Handling and resolving risk while understanding the technical scope/ scheduling and planning activities further.</w:t>
       </w:r>
     </w:p>
     <w:p>
@@ -2522,7 +2314,7 @@
           <w:sz w:val="22"/>
           <w:szCs w:val="22"/>
         </w:rPr>
-        <w:t xml:space="preserve">Preparing cash flow and S-curve of project as per program.</w:t>
+        <w:t xml:space="preserve">Preparing master plan with resources and tracking the project as per master plan program.</w:t>
       </w:r>
     </w:p>
     <w:p>
@@ -2569,7 +2361,7 @@
           <w:sz w:val="22"/>
           <w:szCs w:val="22"/>
         </w:rPr>
-        <w:t xml:space="preserve">Working on Microsoft project professional.</w:t>
+        <w:t xml:space="preserve">Preparing cash flow and S-curve of project as per program.</w:t>
       </w:r>
     </w:p>
     <w:p>
@@ -2616,7 +2408,7 @@
           <w:sz w:val="22"/>
           <w:szCs w:val="22"/>
         </w:rPr>
-        <w:t xml:space="preserve">Preparing Weekly progress report and bullet points.</w:t>
+        <w:t xml:space="preserve">Working on Microsoft project professional.</w:t>
       </w:r>
     </w:p>
     <w:p>
@@ -2663,231 +2455,7 @@
           <w:sz w:val="22"/>
           <w:szCs w:val="22"/>
         </w:rPr>
-        <w:t xml:space="preserve">Working on Monthly Target and Achieved program.</w:t>
-      </w:r>
-    </w:p>
-    <w:p>
-      <w:pPr>
-        <w:suppressAutoHyphens/>
-        <w:jc w:val="both"/>
-        <w:rPr>
-          <w:rFonts w:ascii="Calibri" w:hAnsi="Calibri"/>
-          <w:color w:val="000000" w:themeColor="text1"/>
-          <w:sz w:val="22"/>
-          <w:szCs w:val="22"/>
-        </w:rPr>
-      </w:pPr>
-      <w:r>
-        <w:rPr>
-          <w:rFonts w:ascii="Calibri" w:hAnsi="Calibri"/>
-          <w:color w:val="000000" w:themeColor="text1"/>
-          <w:sz w:val="22"/>
-          <w:szCs w:val="22"/>
-        </w:rPr>
-        <w:t xml:space="preserve"/>
-      </w:r>
-    </w:p>
-    <w:p>
-      <w:pPr>
-        <w:suppressAutoHyphens/>
-        <w:jc w:val="both"/>
-        <w:rPr>
-          <w:rFonts w:ascii="Calibri" w:hAnsi="Calibri"/>
-          <w:color w:val="000000" w:themeColor="text1"/>
-          <w:sz w:val="22"/>
-          <w:szCs w:val="22"/>
-        </w:rPr>
-      </w:pPr>
-      <w:r>
-        <w:rPr>
-          <w:rFonts w:ascii="Calibri" w:hAnsi="Calibri"/>
-          <w:color w:val="000000" w:themeColor="text1"/>
-          <w:sz w:val="22"/>
-          <w:szCs w:val="22"/>
-        </w:rPr>
-        <w:t xml:space="preserve"/>
-      </w:r>
-    </w:p>
-    <w:p>
-      <w:pPr>
-        <w:suppressAutoHyphens/>
-        <w:jc w:val="both"/>
-        <w:rPr>
-          <w:rFonts w:ascii="Calibri" w:hAnsi="Calibri"/>
-          <w:b/>
-          <w:bCs/>
-          <w:color w:val="000000" w:themeColor="text1"/>
-          <w:sz w:val="22"/>
-          <w:szCs w:val="22"/>
-        </w:rPr>
-      </w:pPr>
-      <w:r>
-        <w:rPr>
-          <w:rFonts w:ascii="Calibri" w:hAnsi="Calibri"/>
-          <w:b/>
-          <w:bCs/>
-          <w:color w:val="000000" w:themeColor="text1"/>
-          <w:sz w:val="22"/>
-          <w:szCs w:val="22"/>
-        </w:rPr>
-        <w:t xml:space="preserve">10/2014 – 12/2015 | Nahar Group</w:t>
-      </w:r>
-    </w:p>
-    <w:p>
-      <w:pPr>
-        <w:suppressAutoHyphens/>
-        <w:jc w:val="both"/>
-        <w:rPr>
-          <w:rFonts w:ascii="Calibri" w:hAnsi="Calibri"/>
-          <w:b/>
-          <w:bCs/>
-          <w:color w:val="000000" w:themeColor="text1"/>
-          <w:sz w:val="22"/>
-          <w:szCs w:val="22"/>
-        </w:rPr>
-      </w:pPr>
-      <w:r>
-        <w:rPr>
-          <w:rFonts w:ascii="Calibri" w:hAnsi="Calibri"/>
-          <w:b/>
-          <w:bCs/>
-          <w:color w:val="000000" w:themeColor="text1"/>
-          <w:sz w:val="22"/>
-          <w:szCs w:val="22"/>
-        </w:rPr>
-        <w:t xml:space="preserve">Mumbai, Maharashtra</w:t>
-      </w:r>
-      <w:r>
-        <w:rPr>
-          <w:rFonts w:ascii="Calibri" w:hAnsi="Calibri"/>
-          <w:b/>
-          <w:bCs/>
-          <w:color w:val="000000" w:themeColor="text1"/>
-          <w:sz w:val="22"/>
-          <w:szCs w:val="22"/>
-        </w:rPr>
-        <w:t xml:space="preserve"> | Project Coordinator</w:t>
-      </w:r>
-    </w:p>
-    <w:p>
-      <w:pPr>
-        <w:suppressAutoHyphens/>
-        <w:jc w:val="both"/>
-        <w:rPr>
-          <w:rFonts w:ascii="Calibri" w:hAnsi="Calibri"/>
-          <w:color w:val="000000" w:themeColor="text1"/>
-          <w:sz w:val="22"/>
-          <w:szCs w:val="22"/>
-        </w:rPr>
-      </w:pPr>
-    </w:p>
-    <w:p>
-      <w:pPr>
-        <w:suppressAutoHyphens/>
-        <w:jc w:val="both"/>
-        <w:rPr>
-          <w:rFonts w:ascii="Calibri" w:hAnsi="Calibri"/>
-          <w:color w:val="000000" w:themeColor="text1"/>
-          <w:sz w:val="22"/>
-          <w:szCs w:val="22"/>
-        </w:rPr>
-      </w:pPr>
-      <w:r>
-        <w:rPr>
-          <w:rFonts w:ascii="Calibri" w:hAnsi="Calibri"/>
-          <w:color w:val="000000" w:themeColor="text1"/>
-          <w:sz w:val="22"/>
-          <w:szCs w:val="22"/>
-        </w:rPr>
-        <w:t xml:space="preserve">Project description/summary: Work executed as finishing works such as raised flooring, tiling, plumbing, painting etc. </w:t>
-      </w:r>
-    </w:p>
-    <w:p>
-      <w:pPr>
-        <w:suppressAutoHyphens/>
-        <w:jc w:val="both"/>
-        <w:rPr>
-          <w:rFonts w:ascii="Calibri" w:hAnsi="Calibri"/>
-          <w:color w:val="000000" w:themeColor="text1"/>
-          <w:sz w:val="22"/>
-          <w:szCs w:val="22"/>
-        </w:rPr>
-      </w:pPr>
-      <w:r>
-        <w:rPr>
-          <w:rFonts w:ascii="Calibri" w:hAnsi="Calibri"/>
-          <w:color w:val="000000" w:themeColor="text1"/>
-          <w:sz w:val="22"/>
-          <w:szCs w:val="22"/>
-        </w:rPr>
-        <w:t xml:space="preserve">Company’s role in the Project: Contractor</w:t>
-      </w:r>
-    </w:p>
-    <w:p>
-      <w:pPr>
-        <w:suppressAutoHyphens/>
-        <w:jc w:val="both"/>
-        <w:rPr>
-          <w:rFonts w:ascii="Calibri" w:hAnsi="Calibri"/>
-          <w:color w:val="000000" w:themeColor="text1"/>
-          <w:sz w:val="22"/>
-          <w:szCs w:val="22"/>
-        </w:rPr>
-      </w:pPr>
-      <w:r>
-        <w:rPr>
-          <w:rFonts w:ascii="Calibri" w:hAnsi="Calibri"/>
-          <w:color w:val="000000" w:themeColor="text1"/>
-          <w:sz w:val="22"/>
-          <w:szCs w:val="22"/>
-        </w:rPr>
-        <w:t xml:space="preserve">Value: </w:t>
-      </w:r>
-      <w:r>
-        <w:rPr>
-          <w:rFonts w:ascii="Calibri" w:hAnsi="Calibri"/>
-          <w:color w:val="000000" w:themeColor="text1"/>
-          <w:sz w:val="22"/>
-          <w:szCs w:val="22"/>
-        </w:rPr>
-        <w:t xml:space="preserve"/>
-      </w:r>
-    </w:p>
-    <w:p>
-      <w:pPr>
-        <w:suppressAutoHyphens/>
-        <w:jc w:val="both"/>
-        <w:rPr>
-          <w:rFonts w:ascii="Calibri" w:hAnsi="Calibri"/>
-          <w:color w:val="000000" w:themeColor="text1"/>
-          <w:sz w:val="22"/>
-          <w:szCs w:val="22"/>
-        </w:rPr>
-      </w:pPr>
-    </w:p>
-    <w:p>
-      <w:pPr>
-        <w:suppressAutoHyphens/>
-        <w:jc w:val="both"/>
-        <w:rPr>
-          <w:rFonts w:ascii="Calibri" w:hAnsi="Calibri"/>
-          <w:b/>
-          <w:bCs/>
-          <w:color w:val="000000" w:themeColor="text1"/>
-          <w:sz w:val="22"/>
-          <w:szCs w:val="22"/>
-        </w:rPr>
-      </w:pPr>
-      <w:r>
-        <w:rPr>
-          <w:rFonts w:ascii="Calibri" w:hAnsi="Calibri"/>
-          <w:b/>
-          <w:bCs/>
-          <w:color w:val="000000" w:themeColor="text1"/>
-          <w:sz w:val="22"/>
-          <w:szCs w:val="22"/>
-        </w:rPr>
-        <w:t>Responsibilities/Tasks:</w:t>
+        <w:t xml:space="preserve">Preparing Weekly progress report and bullet points.</w:t>
       </w:r>
     </w:p>
     <w:p>
@@ -2934,7 +2502,231 @@
           <w:sz w:val="22"/>
           <w:szCs w:val="22"/>
         </w:rPr>
-        <w:t xml:space="preserve">Material procurement, dealing with clients and coordinating with sub-contractors.</w:t>
+        <w:t xml:space="preserve">Working on Monthly Target and Achieved program.</w:t>
+      </w:r>
+    </w:p>
+    <w:p>
+      <w:pPr>
+        <w:suppressAutoHyphens/>
+        <w:jc w:val="both"/>
+        <w:rPr>
+          <w:rFonts w:ascii="Calibri" w:hAnsi="Calibri"/>
+          <w:color w:val="000000" w:themeColor="text1"/>
+          <w:sz w:val="22"/>
+          <w:szCs w:val="22"/>
+        </w:rPr>
+      </w:pPr>
+      <w:r>
+        <w:rPr>
+          <w:rFonts w:ascii="Calibri" w:hAnsi="Calibri"/>
+          <w:color w:val="000000" w:themeColor="text1"/>
+          <w:sz w:val="22"/>
+          <w:szCs w:val="22"/>
+        </w:rPr>
+        <w:t xml:space="preserve"/>
+      </w:r>
+    </w:p>
+    <w:p>
+      <w:pPr>
+        <w:suppressAutoHyphens/>
+        <w:jc w:val="both"/>
+        <w:rPr>
+          <w:rFonts w:ascii="Calibri" w:hAnsi="Calibri"/>
+          <w:color w:val="000000" w:themeColor="text1"/>
+          <w:sz w:val="22"/>
+          <w:szCs w:val="22"/>
+        </w:rPr>
+      </w:pPr>
+      <w:r>
+        <w:rPr>
+          <w:rFonts w:ascii="Calibri" w:hAnsi="Calibri"/>
+          <w:color w:val="000000" w:themeColor="text1"/>
+          <w:sz w:val="22"/>
+          <w:szCs w:val="22"/>
+        </w:rPr>
+        <w:t xml:space="preserve"/>
+      </w:r>
+    </w:p>
+    <w:p>
+      <w:pPr>
+        <w:suppressAutoHyphens/>
+        <w:jc w:val="both"/>
+        <w:rPr>
+          <w:rFonts w:ascii="Calibri" w:hAnsi="Calibri"/>
+          <w:b/>
+          <w:bCs/>
+          <w:color w:val="000000" w:themeColor="text1"/>
+          <w:sz w:val="22"/>
+          <w:szCs w:val="22"/>
+        </w:rPr>
+      </w:pPr>
+      <w:r>
+        <w:rPr>
+          <w:rFonts w:ascii="Calibri" w:hAnsi="Calibri"/>
+          <w:b/>
+          <w:bCs/>
+          <w:color w:val="000000" w:themeColor="text1"/>
+          <w:sz w:val="22"/>
+          <w:szCs w:val="22"/>
+        </w:rPr>
+        <w:t xml:space="preserve">10/2014 – 12/2015 | </w:t>
+      </w:r>
+    </w:p>
+    <w:p>
+      <w:pPr>
+        <w:suppressAutoHyphens/>
+        <w:jc w:val="both"/>
+        <w:rPr>
+          <w:rFonts w:ascii="Calibri" w:hAnsi="Calibri"/>
+          <w:b/>
+          <w:bCs/>
+          <w:color w:val="000000" w:themeColor="text1"/>
+          <w:sz w:val="22"/>
+          <w:szCs w:val="22"/>
+        </w:rPr>
+      </w:pPr>
+      <w:r>
+        <w:rPr>
+          <w:rFonts w:ascii="Calibri" w:hAnsi="Calibri"/>
+          <w:b/>
+          <w:bCs/>
+          <w:color w:val="000000" w:themeColor="text1"/>
+          <w:sz w:val="22"/>
+          <w:szCs w:val="22"/>
+        </w:rPr>
+        <w:t xml:space="preserve">Mumbai, Maharashtra</w:t>
+      </w:r>
+      <w:r>
+        <w:rPr>
+          <w:rFonts w:ascii="Calibri" w:hAnsi="Calibri"/>
+          <w:b/>
+          <w:bCs/>
+          <w:color w:val="000000" w:themeColor="text1"/>
+          <w:sz w:val="22"/>
+          <w:szCs w:val="22"/>
+        </w:rPr>
+        <w:t xml:space="preserve"> | Project Coordinator</w:t>
+      </w:r>
+    </w:p>
+    <w:p>
+      <w:pPr>
+        <w:suppressAutoHyphens/>
+        <w:jc w:val="both"/>
+        <w:rPr>
+          <w:rFonts w:ascii="Calibri" w:hAnsi="Calibri"/>
+          <w:color w:val="000000" w:themeColor="text1"/>
+          <w:sz w:val="22"/>
+          <w:szCs w:val="22"/>
+        </w:rPr>
+      </w:pPr>
+    </w:p>
+    <w:p>
+      <w:pPr>
+        <w:suppressAutoHyphens/>
+        <w:jc w:val="both"/>
+        <w:rPr>
+          <w:rFonts w:ascii="Calibri" w:hAnsi="Calibri"/>
+          <w:color w:val="000000" w:themeColor="text1"/>
+          <w:sz w:val="22"/>
+          <w:szCs w:val="22"/>
+        </w:rPr>
+      </w:pPr>
+      <w:r>
+        <w:rPr>
+          <w:rFonts w:ascii="Calibri" w:hAnsi="Calibri"/>
+          <w:color w:val="000000" w:themeColor="text1"/>
+          <w:sz w:val="22"/>
+          <w:szCs w:val="22"/>
+        </w:rPr>
+        <w:t xml:space="preserve">Project description/summary: Work executed as finishing works such as raised flooring, tiling, plumbing, painting etc. Material procurement, dealing with clients and coordinating with sub-contractors. Quality control and quality assurance. </w:t>
+      </w:r>
+    </w:p>
+    <w:p>
+      <w:pPr>
+        <w:suppressAutoHyphens/>
+        <w:jc w:val="both"/>
+        <w:rPr>
+          <w:rFonts w:ascii="Calibri" w:hAnsi="Calibri"/>
+          <w:color w:val="000000" w:themeColor="text1"/>
+          <w:sz w:val="22"/>
+          <w:szCs w:val="22"/>
+        </w:rPr>
+      </w:pPr>
+      <w:r>
+        <w:rPr>
+          <w:rFonts w:ascii="Calibri" w:hAnsi="Calibri"/>
+          <w:color w:val="000000" w:themeColor="text1"/>
+          <w:sz w:val="22"/>
+          <w:szCs w:val="22"/>
+        </w:rPr>
+        <w:t xml:space="preserve">Company’s role in the Project: Client</w:t>
+      </w:r>
+    </w:p>
+    <w:p>
+      <w:pPr>
+        <w:suppressAutoHyphens/>
+        <w:jc w:val="both"/>
+        <w:rPr>
+          <w:rFonts w:ascii="Calibri" w:hAnsi="Calibri"/>
+          <w:color w:val="000000" w:themeColor="text1"/>
+          <w:sz w:val="22"/>
+          <w:szCs w:val="22"/>
+        </w:rPr>
+      </w:pPr>
+      <w:r>
+        <w:rPr>
+          <w:rFonts w:ascii="Calibri" w:hAnsi="Calibri"/>
+          <w:color w:val="000000" w:themeColor="text1"/>
+          <w:sz w:val="22"/>
+          <w:szCs w:val="22"/>
+        </w:rPr>
+        <w:t xml:space="preserve">Value: </w:t>
+      </w:r>
+      <w:r>
+        <w:rPr>
+          <w:rFonts w:ascii="Calibri" w:hAnsi="Calibri"/>
+          <w:color w:val="000000" w:themeColor="text1"/>
+          <w:sz w:val="22"/>
+          <w:szCs w:val="22"/>
+        </w:rPr>
+        <w:t xml:space="preserve"/>
+      </w:r>
+    </w:p>
+    <w:p>
+      <w:pPr>
+        <w:suppressAutoHyphens/>
+        <w:jc w:val="both"/>
+        <w:rPr>
+          <w:rFonts w:ascii="Calibri" w:hAnsi="Calibri"/>
+          <w:color w:val="000000" w:themeColor="text1"/>
+          <w:sz w:val="22"/>
+          <w:szCs w:val="22"/>
+        </w:rPr>
+      </w:pPr>
+    </w:p>
+    <w:p>
+      <w:pPr>
+        <w:suppressAutoHyphens/>
+        <w:jc w:val="both"/>
+        <w:rPr>
+          <w:rFonts w:ascii="Calibri" w:hAnsi="Calibri"/>
+          <w:b/>
+          <w:bCs/>
+          <w:color w:val="000000" w:themeColor="text1"/>
+          <w:sz w:val="22"/>
+          <w:szCs w:val="22"/>
+        </w:rPr>
+      </w:pPr>
+      <w:r>
+        <w:rPr>
+          <w:rFonts w:ascii="Calibri" w:hAnsi="Calibri"/>
+          <w:b/>
+          <w:bCs/>
+          <w:color w:val="000000" w:themeColor="text1"/>
+          <w:sz w:val="22"/>
+          <w:szCs w:val="22"/>
+        </w:rPr>
+        <w:t>Responsibilities/Tasks:</w:t>
       </w:r>
     </w:p>
     <w:p>
@@ -2981,7 +2773,7 @@
           <w:sz w:val="22"/>
           <w:szCs w:val="22"/>
         </w:rPr>
-        <w:t xml:space="preserve">Quality control and quality assurance.</w:t>
+        <w:t xml:space="preserve">Material procurement, dealing with clients and coordinating with sub-contractors.</w:t>
       </w:r>
     </w:p>
     <w:p>
@@ -3028,7 +2820,7 @@
           <w:sz w:val="22"/>
           <w:szCs w:val="22"/>
         </w:rPr>
-        <w:t xml:space="preserve">Studying structural drawings and execution on site.</w:t>
+        <w:t xml:space="preserve">Quality control and quality assurance.</w:t>
       </w:r>
     </w:p>
     <w:p>
@@ -3075,7 +2867,7 @@
           <w:sz w:val="22"/>
           <w:szCs w:val="22"/>
         </w:rPr>
-        <w:t xml:space="preserve">Preparing BOQ of finishing works and checking measurement on site.</w:t>
+        <w:t xml:space="preserve">Studying structural drawings and execution on site.</w:t>
       </w:r>
     </w:p>
     <w:p>
@@ -3122,7 +2914,7 @@
           <w:sz w:val="22"/>
           <w:szCs w:val="22"/>
         </w:rPr>
-        <w:t xml:space="preserve">Preparing tenders as per specifications.</w:t>
+        <w:t xml:space="preserve">Preparing BOQ of finishing works and checking measurement on site.</w:t>
       </w:r>
     </w:p>
     <w:p>
@@ -3169,7 +2961,7 @@
           <w:sz w:val="22"/>
           <w:szCs w:val="22"/>
         </w:rPr>
-        <w:t xml:space="preserve">Prepare periodical reports on the progress of work.</w:t>
+        <w:t xml:space="preserve">Preparing tenders as per specifications.</w:t>
       </w:r>
     </w:p>
     <w:p>
@@ -3216,7 +3008,7 @@
           <w:sz w:val="22"/>
           <w:szCs w:val="22"/>
         </w:rPr>
-        <w:t xml:space="preserve">Daily progress report.</w:t>
+        <w:t xml:space="preserve">Prepare periodical reports on the progress of work.</w:t>
       </w:r>
     </w:p>
     <w:p>
@@ -3263,7 +3055,7 @@
           <w:sz w:val="22"/>
           <w:szCs w:val="22"/>
         </w:rPr>
-        <w:t xml:space="preserve">Prepare work progress report.</w:t>
+        <w:t xml:space="preserve">Daily progress report.</w:t>
       </w:r>
     </w:p>
     <w:p>
@@ -3310,7 +3102,7 @@
           <w:sz w:val="22"/>
           <w:szCs w:val="22"/>
         </w:rPr>
-        <w:t xml:space="preserve">Verify bills from contractors based on work order.</w:t>
+        <w:t xml:space="preserve">Prepare work progress report.</w:t>
       </w:r>
     </w:p>
     <w:p>
@@ -3357,7 +3149,7 @@
           <w:sz w:val="22"/>
           <w:szCs w:val="22"/>
         </w:rPr>
-        <w:t xml:space="preserve">Provided technical advice to project workers to apprise of issues and implement proactive solutions.</w:t>
+        <w:t xml:space="preserve">Verify bills from contractors based on work order.</w:t>
       </w:r>
     </w:p>
     <w:p>
@@ -3404,231 +3196,7 @@
           <w:sz w:val="22"/>
           <w:szCs w:val="22"/>
         </w:rPr>
-        <w:t xml:space="preserve">Resolved unexpected technical difficulties and communicated solutions with clients and representatives.</w:t>
-      </w:r>
-    </w:p>
-    <w:p>
-      <w:pPr>
-        <w:suppressAutoHyphens/>
-        <w:jc w:val="both"/>
-        <w:rPr>
-          <w:rFonts w:ascii="Calibri" w:hAnsi="Calibri"/>
-          <w:color w:val="000000" w:themeColor="text1"/>
-          <w:sz w:val="22"/>
-          <w:szCs w:val="22"/>
-        </w:rPr>
-      </w:pPr>
-      <w:r>
-        <w:rPr>
-          <w:rFonts w:ascii="Calibri" w:hAnsi="Calibri"/>
-          <w:color w:val="000000" w:themeColor="text1"/>
-          <w:sz w:val="22"/>
-          <w:szCs w:val="22"/>
-        </w:rPr>
-        <w:t xml:space="preserve"/>
-      </w:r>
-    </w:p>
-    <w:p>
-      <w:pPr>
-        <w:suppressAutoHyphens/>
-        <w:jc w:val="both"/>
-        <w:rPr>
-          <w:rFonts w:ascii="Calibri" w:hAnsi="Calibri"/>
-          <w:color w:val="000000" w:themeColor="text1"/>
-          <w:sz w:val="22"/>
-          <w:szCs w:val="22"/>
-        </w:rPr>
-      </w:pPr>
-      <w:r>
-        <w:rPr>
-          <w:rFonts w:ascii="Calibri" w:hAnsi="Calibri"/>
-          <w:color w:val="000000" w:themeColor="text1"/>
-          <w:sz w:val="22"/>
-          <w:szCs w:val="22"/>
-        </w:rPr>
-        <w:t xml:space="preserve"/>
-      </w:r>
-    </w:p>
-    <w:p>
-      <w:pPr>
-        <w:suppressAutoHyphens/>
-        <w:jc w:val="both"/>
-        <w:rPr>
-          <w:rFonts w:ascii="Calibri" w:hAnsi="Calibri"/>
-          <w:b/>
-          <w:bCs/>
-          <w:color w:val="000000" w:themeColor="text1"/>
-          <w:sz w:val="22"/>
-          <w:szCs w:val="22"/>
-        </w:rPr>
-      </w:pPr>
-      <w:r>
-        <w:rPr>
-          <w:rFonts w:ascii="Calibri" w:hAnsi="Calibri"/>
-          <w:b/>
-          <w:bCs/>
-          <w:color w:val="000000" w:themeColor="text1"/>
-          <w:sz w:val="22"/>
-          <w:szCs w:val="22"/>
-        </w:rPr>
-        <w:t xml:space="preserve">07/2008 – 05/2009 | Sanghvi Group of Companies Pvt Ltd</w:t>
-      </w:r>
-    </w:p>
-    <w:p>
-      <w:pPr>
-        <w:suppressAutoHyphens/>
-        <w:jc w:val="both"/>
-        <w:rPr>
-          <w:rFonts w:ascii="Calibri" w:hAnsi="Calibri"/>
-          <w:b/>
-          <w:bCs/>
-          <w:color w:val="000000" w:themeColor="text1"/>
-          <w:sz w:val="22"/>
-          <w:szCs w:val="22"/>
-        </w:rPr>
-      </w:pPr>
-      <w:r>
-        <w:rPr>
-          <w:rFonts w:ascii="Calibri" w:hAnsi="Calibri"/>
-          <w:b/>
-          <w:bCs/>
-          <w:color w:val="000000" w:themeColor="text1"/>
-          <w:sz w:val="22"/>
-          <w:szCs w:val="22"/>
-        </w:rPr>
-        <w:t xml:space="preserve">Mumbai, Maharashtra</w:t>
-      </w:r>
-      <w:r>
-        <w:rPr>
-          <w:rFonts w:ascii="Calibri" w:hAnsi="Calibri"/>
-          <w:b/>
-          <w:bCs/>
-          <w:color w:val="000000" w:themeColor="text1"/>
-          <w:sz w:val="22"/>
-          <w:szCs w:val="22"/>
-        </w:rPr>
-        <w:t xml:space="preserve"> | Site Engineer</w:t>
-      </w:r>
-    </w:p>
-    <w:p>
-      <w:pPr>
-        <w:suppressAutoHyphens/>
-        <w:jc w:val="both"/>
-        <w:rPr>
-          <w:rFonts w:ascii="Calibri" w:hAnsi="Calibri"/>
-          <w:color w:val="000000" w:themeColor="text1"/>
-          <w:sz w:val="22"/>
-          <w:szCs w:val="22"/>
-        </w:rPr>
-      </w:pPr>
-    </w:p>
-    <w:p>
-      <w:pPr>
-        <w:suppressAutoHyphens/>
-        <w:jc w:val="both"/>
-        <w:rPr>
-          <w:rFonts w:ascii="Calibri" w:hAnsi="Calibri"/>
-          <w:color w:val="000000" w:themeColor="text1"/>
-          <w:sz w:val="22"/>
-          <w:szCs w:val="22"/>
-        </w:rPr>
-      </w:pPr>
-      <w:r>
-        <w:rPr>
-          <w:rFonts w:ascii="Calibri" w:hAnsi="Calibri"/>
-          <w:color w:val="000000" w:themeColor="text1"/>
-          <w:sz w:val="22"/>
-          <w:szCs w:val="22"/>
-        </w:rPr>
-        <w:t xml:space="preserve">Project description/summary: Worked as a Site Engineer in Sanghvi Group of Companies in 2008-09 in G+7 residential building till completion of worked for 1 year. </w:t>
-      </w:r>
-    </w:p>
-    <w:p>
-      <w:pPr>
-        <w:suppressAutoHyphens/>
-        <w:jc w:val="both"/>
-        <w:rPr>
-          <w:rFonts w:ascii="Calibri" w:hAnsi="Calibri"/>
-          <w:color w:val="000000" w:themeColor="text1"/>
-          <w:sz w:val="22"/>
-          <w:szCs w:val="22"/>
-        </w:rPr>
-      </w:pPr>
-      <w:r>
-        <w:rPr>
-          <w:rFonts w:ascii="Calibri" w:hAnsi="Calibri"/>
-          <w:color w:val="000000" w:themeColor="text1"/>
-          <w:sz w:val="22"/>
-          <w:szCs w:val="22"/>
-        </w:rPr>
-        <w:t xml:space="preserve">Company’s role in the Project: Contractor</w:t>
-      </w:r>
-    </w:p>
-    <w:p>
-      <w:pPr>
-        <w:suppressAutoHyphens/>
-        <w:jc w:val="both"/>
-        <w:rPr>
-          <w:rFonts w:ascii="Calibri" w:hAnsi="Calibri"/>
-          <w:color w:val="000000" w:themeColor="text1"/>
-          <w:sz w:val="22"/>
-          <w:szCs w:val="22"/>
-        </w:rPr>
-      </w:pPr>
-      <w:r>
-        <w:rPr>
-          <w:rFonts w:ascii="Calibri" w:hAnsi="Calibri"/>
-          <w:color w:val="000000" w:themeColor="text1"/>
-          <w:sz w:val="22"/>
-          <w:szCs w:val="22"/>
-        </w:rPr>
-        <w:t xml:space="preserve">Value: </w:t>
-      </w:r>
-      <w:r>
-        <w:rPr>
-          <w:rFonts w:ascii="Calibri" w:hAnsi="Calibri"/>
-          <w:color w:val="000000" w:themeColor="text1"/>
-          <w:sz w:val="22"/>
-          <w:szCs w:val="22"/>
-        </w:rPr>
-        <w:t xml:space="preserve"/>
-      </w:r>
-    </w:p>
-    <w:p>
-      <w:pPr>
-        <w:suppressAutoHyphens/>
-        <w:jc w:val="both"/>
-        <w:rPr>
-          <w:rFonts w:ascii="Calibri" w:hAnsi="Calibri"/>
-          <w:color w:val="000000" w:themeColor="text1"/>
-          <w:sz w:val="22"/>
-          <w:szCs w:val="22"/>
-        </w:rPr>
-      </w:pPr>
-    </w:p>
-    <w:p>
-      <w:pPr>
-        <w:suppressAutoHyphens/>
-        <w:jc w:val="both"/>
-        <w:rPr>
-          <w:rFonts w:ascii="Calibri" w:hAnsi="Calibri"/>
-          <w:b/>
-          <w:bCs/>
-          <w:color w:val="000000" w:themeColor="text1"/>
-          <w:sz w:val="22"/>
-          <w:szCs w:val="22"/>
-        </w:rPr>
-      </w:pPr>
-      <w:r>
-        <w:rPr>
-          <w:rFonts w:ascii="Calibri" w:hAnsi="Calibri"/>
-          <w:b/>
-          <w:bCs/>
-          <w:color w:val="000000" w:themeColor="text1"/>
-          <w:sz w:val="22"/>
-          <w:szCs w:val="22"/>
-        </w:rPr>
-        <w:t>Responsibilities/Tasks:</w:t>
+        <w:t xml:space="preserve">Provided technical advice to project workers to apprise of issues and implement proactive solutions.</w:t>
       </w:r>
     </w:p>
     <w:p>
@@ -3675,7 +3243,231 @@
           <w:sz w:val="22"/>
           <w:szCs w:val="22"/>
         </w:rPr>
-        <w:t xml:space="preserve">Work executed as R.C.C beams and columns, slabs, overall brickwork, internal and external plastering, internal piping work, titling work.</w:t>
+        <w:t xml:space="preserve">Resolved unexpected technical difficulties and communicated solutions with clients and representatives.</w:t>
+      </w:r>
+    </w:p>
+    <w:p>
+      <w:pPr>
+        <w:suppressAutoHyphens/>
+        <w:jc w:val="both"/>
+        <w:rPr>
+          <w:rFonts w:ascii="Calibri" w:hAnsi="Calibri"/>
+          <w:color w:val="000000" w:themeColor="text1"/>
+          <w:sz w:val="22"/>
+          <w:szCs w:val="22"/>
+        </w:rPr>
+      </w:pPr>
+      <w:r>
+        <w:rPr>
+          <w:rFonts w:ascii="Calibri" w:hAnsi="Calibri"/>
+          <w:color w:val="000000" w:themeColor="text1"/>
+          <w:sz w:val="22"/>
+          <w:szCs w:val="22"/>
+        </w:rPr>
+        <w:t xml:space="preserve"/>
+      </w:r>
+    </w:p>
+    <w:p>
+      <w:pPr>
+        <w:suppressAutoHyphens/>
+        <w:jc w:val="both"/>
+        <w:rPr>
+          <w:rFonts w:ascii="Calibri" w:hAnsi="Calibri"/>
+          <w:color w:val="000000" w:themeColor="text1"/>
+          <w:sz w:val="22"/>
+          <w:szCs w:val="22"/>
+        </w:rPr>
+      </w:pPr>
+      <w:r>
+        <w:rPr>
+          <w:rFonts w:ascii="Calibri" w:hAnsi="Calibri"/>
+          <w:color w:val="000000" w:themeColor="text1"/>
+          <w:sz w:val="22"/>
+          <w:szCs w:val="22"/>
+        </w:rPr>
+        <w:t xml:space="preserve"/>
+      </w:r>
+    </w:p>
+    <w:p>
+      <w:pPr>
+        <w:suppressAutoHyphens/>
+        <w:jc w:val="both"/>
+        <w:rPr>
+          <w:rFonts w:ascii="Calibri" w:hAnsi="Calibri"/>
+          <w:b/>
+          <w:bCs/>
+          <w:color w:val="000000" w:themeColor="text1"/>
+          <w:sz w:val="22"/>
+          <w:szCs w:val="22"/>
+        </w:rPr>
+      </w:pPr>
+      <w:r>
+        <w:rPr>
+          <w:rFonts w:ascii="Calibri" w:hAnsi="Calibri"/>
+          <w:b/>
+          <w:bCs/>
+          <w:color w:val="000000" w:themeColor="text1"/>
+          <w:sz w:val="22"/>
+          <w:szCs w:val="22"/>
+        </w:rPr>
+        <w:t xml:space="preserve">07/2008 – 05/2009 | G+7 residential building</w:t>
+      </w:r>
+    </w:p>
+    <w:p>
+      <w:pPr>
+        <w:suppressAutoHyphens/>
+        <w:jc w:val="both"/>
+        <w:rPr>
+          <w:rFonts w:ascii="Calibri" w:hAnsi="Calibri"/>
+          <w:b/>
+          <w:bCs/>
+          <w:color w:val="000000" w:themeColor="text1"/>
+          <w:sz w:val="22"/>
+          <w:szCs w:val="22"/>
+        </w:rPr>
+      </w:pPr>
+      <w:r>
+        <w:rPr>
+          <w:rFonts w:ascii="Calibri" w:hAnsi="Calibri"/>
+          <w:b/>
+          <w:bCs/>
+          <w:color w:val="000000" w:themeColor="text1"/>
+          <w:sz w:val="22"/>
+          <w:szCs w:val="22"/>
+        </w:rPr>
+        <w:t xml:space="preserve">Mumbai, Maharashtra</w:t>
+      </w:r>
+      <w:r>
+        <w:rPr>
+          <w:rFonts w:ascii="Calibri" w:hAnsi="Calibri"/>
+          <w:b/>
+          <w:bCs/>
+          <w:color w:val="000000" w:themeColor="text1"/>
+          <w:sz w:val="22"/>
+          <w:szCs w:val="22"/>
+        </w:rPr>
+        <w:t xml:space="preserve"> | Site Engineer</w:t>
+      </w:r>
+    </w:p>
+    <w:p>
+      <w:pPr>
+        <w:suppressAutoHyphens/>
+        <w:jc w:val="both"/>
+        <w:rPr>
+          <w:rFonts w:ascii="Calibri" w:hAnsi="Calibri"/>
+          <w:color w:val="000000" w:themeColor="text1"/>
+          <w:sz w:val="22"/>
+          <w:szCs w:val="22"/>
+        </w:rPr>
+      </w:pPr>
+    </w:p>
+    <w:p>
+      <w:pPr>
+        <w:suppressAutoHyphens/>
+        <w:jc w:val="both"/>
+        <w:rPr>
+          <w:rFonts w:ascii="Calibri" w:hAnsi="Calibri"/>
+          <w:color w:val="000000" w:themeColor="text1"/>
+          <w:sz w:val="22"/>
+          <w:szCs w:val="22"/>
+        </w:rPr>
+      </w:pPr>
+      <w:r>
+        <w:rPr>
+          <w:rFonts w:ascii="Calibri" w:hAnsi="Calibri"/>
+          <w:color w:val="000000" w:themeColor="text1"/>
+          <w:sz w:val="22"/>
+          <w:szCs w:val="22"/>
+        </w:rPr>
+        <w:t xml:space="preserve">Project description/summary: Work executed as R.C.C beams and columns, slabs, overall brickwork, internal and external plastering, internal piping work, tiling work. Knowledge of ISO 9001:2000 Quality Management System Supervise and monitor the site activities force through foreman, monitoring the work of any subcontractors to complete the work as per customer's satisfaction. </w:t>
+      </w:r>
+    </w:p>
+    <w:p>
+      <w:pPr>
+        <w:suppressAutoHyphens/>
+        <w:jc w:val="both"/>
+        <w:rPr>
+          <w:rFonts w:ascii="Calibri" w:hAnsi="Calibri"/>
+          <w:color w:val="000000" w:themeColor="text1"/>
+          <w:sz w:val="22"/>
+          <w:szCs w:val="22"/>
+        </w:rPr>
+      </w:pPr>
+      <w:r>
+        <w:rPr>
+          <w:rFonts w:ascii="Calibri" w:hAnsi="Calibri"/>
+          <w:color w:val="000000" w:themeColor="text1"/>
+          <w:sz w:val="22"/>
+          <w:szCs w:val="22"/>
+        </w:rPr>
+        <w:t xml:space="preserve">Company’s role in the Project: Client</w:t>
+      </w:r>
+    </w:p>
+    <w:p>
+      <w:pPr>
+        <w:suppressAutoHyphens/>
+        <w:jc w:val="both"/>
+        <w:rPr>
+          <w:rFonts w:ascii="Calibri" w:hAnsi="Calibri"/>
+          <w:color w:val="000000" w:themeColor="text1"/>
+          <w:sz w:val="22"/>
+          <w:szCs w:val="22"/>
+        </w:rPr>
+      </w:pPr>
+      <w:r>
+        <w:rPr>
+          <w:rFonts w:ascii="Calibri" w:hAnsi="Calibri"/>
+          <w:color w:val="000000" w:themeColor="text1"/>
+          <w:sz w:val="22"/>
+          <w:szCs w:val="22"/>
+        </w:rPr>
+        <w:t xml:space="preserve">Value: </w:t>
+      </w:r>
+      <w:r>
+        <w:rPr>
+          <w:rFonts w:ascii="Calibri" w:hAnsi="Calibri"/>
+          <w:color w:val="000000" w:themeColor="text1"/>
+          <w:sz w:val="22"/>
+          <w:szCs w:val="22"/>
+        </w:rPr>
+        <w:t xml:space="preserve"/>
+      </w:r>
+    </w:p>
+    <w:p>
+      <w:pPr>
+        <w:suppressAutoHyphens/>
+        <w:jc w:val="both"/>
+        <w:rPr>
+          <w:rFonts w:ascii="Calibri" w:hAnsi="Calibri"/>
+          <w:color w:val="000000" w:themeColor="text1"/>
+          <w:sz w:val="22"/>
+          <w:szCs w:val="22"/>
+        </w:rPr>
+      </w:pPr>
+    </w:p>
+    <w:p>
+      <w:pPr>
+        <w:suppressAutoHyphens/>
+        <w:jc w:val="both"/>
+        <w:rPr>
+          <w:rFonts w:ascii="Calibri" w:hAnsi="Calibri"/>
+          <w:b/>
+          <w:bCs/>
+          <w:color w:val="000000" w:themeColor="text1"/>
+          <w:sz w:val="22"/>
+          <w:szCs w:val="22"/>
+        </w:rPr>
+      </w:pPr>
+      <w:r>
+        <w:rPr>
+          <w:rFonts w:ascii="Calibri" w:hAnsi="Calibri"/>
+          <w:b/>
+          <w:bCs/>
+          <w:color w:val="000000" w:themeColor="text1"/>
+          <w:sz w:val="22"/>
+          <w:szCs w:val="22"/>
+        </w:rPr>
+        <w:t>Responsibilities/Tasks:</w:t>
       </w:r>
     </w:p>
     <w:p>
@@ -3722,7 +3514,7 @@
           <w:sz w:val="22"/>
           <w:szCs w:val="22"/>
         </w:rPr>
-        <w:t xml:space="preserve">Knowledge of ISO 9001:2000 Quality Management System Supervise and monitor the site activities force through foreman, monitoring the work of any subcontractors to complete the work as per customer's satisfaction.</w:t>
+        <w:t xml:space="preserve">Supervise and monitor the site activities force through foreman, monitoring the work of any subcontractors to complete the work as per customer's satisfaction.</w:t>
       </w:r>
     </w:p>
     <w:p>
